--- a/politica-controle-tecnologico/arquivos/Anexo_6_Parametros_Controle_Aceitacao_R02.docx
+++ b/politica-controle-tecnologico/arquivos/Anexo_6_Parametros_Controle_Aceitacao_R02.docx
@@ -32,7 +32,7 @@
           <w:color w:val="617177"/>
           <w:sz w:val="21"/>
         </w:rPr>
-        <w:t>Código POL-CT-116-A6 · Revisão R02 · 21/10/2026 · Status PR</w:t>
+        <w:t>Código POL-CT-116-A6 · Revisão R02 · 21/10/2026 · Status AP</w:t>
       </w:r>
     </w:p>
     <w:tbl>
@@ -170,7 +170,7 @@
               <w:rPr>
                 <w:sz w:val="19"/>
               </w:rPr>
-              <w:t>PR</w:t>
+              <w:t>AP</w:t>
             </w:r>
           </w:p>
         </w:tc>
@@ -192,7 +192,7 @@
               <w:rPr>
                 <w:sz w:val="19"/>
               </w:rPr>
-              <w:t>e estimadores do concreto explícitos (CON-05 e CON-06); NBR 7680-1; controle estatístico unificado na DNIT 013/2004-PRO. R00 (18/10/2026), emissão inicial (V1): frequências mínimas de controle da EXECUTORA e critérios de aceitação de misturas asfálticas, solos e camadas granulares e concreto, consolidados a partir das normas DNIT, ABNT e do PER. A V2 incorpora a revisão da Coordenação de Pavimento e Controle Tecnológico pelas condições locais.</w:t>
+              <w:t>e estimadores do concreto explícitos (CON-05 e CON-06); NBR 7680-1; controle estatístico unificado na DNIT 013/2004-PRO. R00 (18/10/2026), emissão inicial (V1): frequências mínimas de controle da EXECUTORA e critérios de aceitação de misturas asfálticas, solos e camadas granulares e concreto, consolidados a partir das normas DNIT, ABNT e do PER. A V2 incorpora a revisão da Coordenação de Pavimento e Monitoração pelas condições locais.</w:t>
             </w:r>
           </w:p>
         </w:tc>
@@ -268,7 +268,7 @@
               <w:rPr>
                 <w:sz w:val="19"/>
               </w:rPr>
-              <w:t>Coordenação de Pavimento e Controle Tecnológico</w:t>
+              <w:t>Coordenação de Pavimento e Monitoração</w:t>
             </w:r>
             <w:r>
               <w:br/>
@@ -277,7 +277,7 @@
               <w:rPr>
                 <w:sz w:val="19"/>
               </w:rPr>
-              <w:t>Assinatura/data: [a assinar na emissão]</w:t>
+              <w:t>Assinatura/data: aprovado em 21/10/2026</w:t>
             </w:r>
           </w:p>
         </w:tc>
@@ -302,7 +302,7 @@
               <w:rPr>
                 <w:sz w:val="19"/>
               </w:rPr>
-              <w:t>Assinatura/data: [a assinar na emissão]</w:t>
+              <w:t>Assinatura/data: aprovado em 21/10/2026</w:t>
             </w:r>
           </w:p>
         </w:tc>
@@ -383,7 +383,7 @@
         <w:t xml:space="preserve"> DNIT 165/2013-EM, 128/2010-EM, 157/2011-ME, 429/2020-ME, 446/2024-ME, 156/2010-ME e 130/2010-ME; DNER-EM 367/97; ABNT NBR 14746 e 14841; PER Vol. I, item 3.1.1. Quando a ABNT e o DNIT tiverem método para o mesmo ensaio, o método DNIT é a referência; a norma ABNT se aplica onde o DNIT não tem método vigente, onde a especificação de serviço remeter a ela ou quando o PCT a indicar, sempre com a edição registrada (decisão de 21/10/2026). A edição de cada método é a vigente na data de aprovação do PCT e fica re</w:t>
       </w:r>
       <w:r>
-        <w:t>gistrada nele; mudança de edição durante a obra entra por revisão do PCT e não altera o critério de lote já aberto. Os métodos DNER de 1994 já substituídos (049, 129, 052, 088, 037 e 024) não são mais citados; os que seguem vigentes na lista do IPR (122, 082, 162 e 201) permanecem até a publicação da sucessora. Linhas com condição local a avaliar são revisadas pela Coordenação de Pavimento e Controle Tecnológico na revisão seguinte.</w:t>
+        <w:t>gistrada nele; mudança de edição durante a obra entra por revisão do PCT e não altera o critério de lote já aberto. Os métodos DNER de 1994 já substituídos (049, 129, 052, 088, 037 e 024) não são mais citados; os que seguem vigentes na lista do IPR (122, 082, 162 e 201) permanecem até a publicação da sucessora. Linhas com condição local a avaliar são revisadas pela Coordenação de Pavimento e Monitoração na revisão seguinte.</w:t>
       </w:r>
     </w:p>
     <w:p>
@@ -9665,10 +9665,10 @@
         <w:spacing w:after="120"/>
       </w:pPr>
       <w:r>
-        <w:t>A R00 (V1) consolidou as normas vigentes e as práticas de controle adotadas pela Concessionária; a R01 atualizou os métodos de ensaio para as edições vigentes; a R02 (V2) acrescentou os serviços com emulsão, a terraplenagem, a durabilidade e a água do concreto, as fundações e estruturas, a drenagem e a sinalização, conforme as decisões da Gerência de Engenharia e Qualidade de 21/10/2026. A revisão da Coordenação de Pavimento e Controle Tecnológico pelas condições locais (clima semiárido, materiais e jazidas</w:t>
+        <w:t>A R00 (V1) consolidou as normas vigentes e as práticas de controle adotadas pela Concessionária; a R01 atualizou os métodos de ensaio para as edições vigentes; a R02 (V2) acrescentou os serviços com emulsão, a terraplenagem, a durabilidade e a água do concreto, as fundações e estruturas, a drenagem e a sinalização, conforme as decisões da Gerência de Engenharia e Qualidade de 21/10/2026. A revisão da Coordenação de Pavimento e Monitoração pelas condições locais (clima semiárido, materiais e jazidas da regiã</w:t>
       </w:r>
       <w:r>
-        <w:t xml:space="preserve"> da região, distâncias de transporte e histórico de defeitos do trecho) é feita linha a linha e entra na revisão seguinte. Toda alteração é feita em favor da qualidade e entra na Política e nas RFPs na revisão seguinte, com registro no índice de revisões.</w:t>
+        <w:t>o, distâncias de transporte e histórico de defeitos do trecho) é feita linha a linha e entra na revisão seguinte. Toda alteração é feita em favor da qualidade e entra na Política e nas RFPs na revisão seguinte, com registro no índice de revisões.</w:t>
       </w:r>
     </w:p>
     <w:sectPr>
@@ -9891,7 +9891,7 @@
         <w:noProof/>
       </w:rPr>
       <w:drawing>
-        <wp:inline distT="0" distB="0" distL="0" distR="0" wp14:anchorId="116B9D6D" wp14:editId="68830782">
+        <wp:inline distT="0" distB="0" distL="0" distR="0" wp14:anchorId="2FCE9A8F" wp14:editId="240C1FDD">
           <wp:extent cx="1872000" cy="501930"/>
           <wp:effectExtent l="0" t="0" r="0" b="0"/>
           <wp:docPr id="1" name="Picture 1"/>
@@ -10103,31 +10103,31 @@
       </w:rPr>
     </w:lvl>
   </w:abstractNum>
-  <w:num w:numId="1" w16cid:durableId="1649431666">
+  <w:num w:numId="1" w16cid:durableId="147750300">
     <w:abstractNumId w:val="8"/>
   </w:num>
-  <w:num w:numId="2" w16cid:durableId="1935939942">
+  <w:num w:numId="2" w16cid:durableId="359596698">
     <w:abstractNumId w:val="6"/>
   </w:num>
-  <w:num w:numId="3" w16cid:durableId="1419790518">
+  <w:num w:numId="3" w16cid:durableId="314843406">
     <w:abstractNumId w:val="5"/>
   </w:num>
-  <w:num w:numId="4" w16cid:durableId="1850828450">
+  <w:num w:numId="4" w16cid:durableId="350839311">
     <w:abstractNumId w:val="4"/>
   </w:num>
-  <w:num w:numId="5" w16cid:durableId="2041857746">
+  <w:num w:numId="5" w16cid:durableId="1625117466">
     <w:abstractNumId w:val="7"/>
   </w:num>
-  <w:num w:numId="6" w16cid:durableId="13000720">
+  <w:num w:numId="6" w16cid:durableId="600646929">
     <w:abstractNumId w:val="3"/>
   </w:num>
-  <w:num w:numId="7" w16cid:durableId="1064567506">
+  <w:num w:numId="7" w16cid:durableId="1500002154">
     <w:abstractNumId w:val="2"/>
   </w:num>
-  <w:num w:numId="8" w16cid:durableId="1266382170">
+  <w:num w:numId="8" w16cid:durableId="1909879921">
     <w:abstractNumId w:val="1"/>
   </w:num>
-  <w:num w:numId="9" w16cid:durableId="917976734">
+  <w:num w:numId="9" w16cid:durableId="1664818074">
     <w:abstractNumId w:val="0"/>
   </w:num>
 </w:numbering>
